--- a/Курсач.docx
+++ b/Курсач.docx
@@ -1,6 +1,6 @@
 
 <file path=word/document.xml><?xml version="1.0" encoding="utf-8"?>
-<w:document xmlns:wpc="http://schemas.microsoft.com/office/word/2010/wordprocessingCanvas" xmlns:cx="http://schemas.microsoft.com/office/drawing/2014/chartex" xmlns:cx1="http://schemas.microsoft.com/office/drawing/2015/9/8/chartex" xmlns:cx2="http://schemas.microsoft.com/office/drawing/2015/10/21/chartex" xmlns:cx3="http://schemas.microsoft.com/office/drawing/2016/5/9/chartex" xmlns:cx4="http://schemas.microsoft.com/office/drawing/2016/5/10/chartex" xmlns:cx5="http://schemas.microsoft.com/office/drawing/2016/5/11/chartex" xmlns:cx6="http://schemas.microsoft.com/office/drawing/2016/5/12/chartex" xmlns:cx7="http://schemas.microsoft.com/office/drawing/2016/5/13/chartex" xmlns:cx8="http://schemas.microsoft.com/office/drawing/2016/5/14/chartex" xmlns:mc="http://schemas.openxmlformats.org/markup-compatibility/2006" xmlns:aink="http://schemas.microsoft.com/office/drawing/2016/ink" xmlns:am3d="http://schemas.microsoft.com/office/drawing/2017/model3d" xmlns:o="urn:schemas-microsoft-com:office:office" xmlns:r="http://schemas.openxmlformats.org/officeDocument/2006/relationships" xmlns:m="http://schemas.openxmlformats.org/officeDocument/2006/math" xmlns:v="urn:schemas-microsoft-com:vml" xmlns:wp14="http://schemas.microsoft.com/office/word/2010/wordprocessingDrawing" xmlns:wp="http://schemas.openxmlformats.org/drawingml/2006/wordprocessingDrawing" xmlns:w10="urn:schemas-microsoft-com:office:word" xmlns:w="http://schemas.openxmlformats.org/wordprocessingml/2006/main" xmlns:w14="http://schemas.microsoft.com/office/word/2010/wordml" xmlns:w15="http://schemas.microsoft.com/office/word/2012/wordml" xmlns:w16cid="http://schemas.microsoft.com/office/word/2016/wordml/cid" xmlns:w16se="http://schemas.microsoft.com/office/word/2015/wordml/symex" xmlns:wpg="http://schemas.microsoft.com/office/word/2010/wordprocessingGroup" xmlns:wpi="http://schemas.microsoft.com/office/word/2010/wordprocessingInk" xmlns:wne="http://schemas.microsoft.com/office/word/2006/wordml" xmlns:wps="http://schemas.microsoft.com/office/word/2010/wordprocessingShape" mc:Ignorable="w14 w15 w16se w16cid wp14">
+<w:document xmlns:wpc="http://schemas.microsoft.com/office/word/2010/wordprocessingCanvas" xmlns:cx="http://schemas.microsoft.com/office/drawing/2014/chartex" xmlns:cx1="http://schemas.microsoft.com/office/drawing/2015/9/8/chartex" xmlns:cx2="http://schemas.microsoft.com/office/drawing/2015/10/21/chartex" xmlns:cx3="http://schemas.microsoft.com/office/drawing/2016/5/9/chartex" xmlns:cx4="http://schemas.microsoft.com/office/drawing/2016/5/10/chartex" xmlns:cx5="http://schemas.microsoft.com/office/drawing/2016/5/11/chartex" xmlns:cx6="http://schemas.microsoft.com/office/drawing/2016/5/12/chartex" xmlns:cx7="http://schemas.microsoft.com/office/drawing/2016/5/13/chartex" xmlns:cx8="http://schemas.microsoft.com/office/drawing/2016/5/14/chartex" xmlns:mc="http://schemas.openxmlformats.org/markup-compatibility/2006" xmlns:aink="http://schemas.microsoft.com/office/drawing/2016/ink" xmlns:am3d="http://schemas.microsoft.com/office/drawing/2017/model3d" xmlns:o="urn:schemas-microsoft-com:office:office" xmlns:oel="http://schemas.microsoft.com/office/2019/extlst" xmlns:r="http://schemas.openxmlformats.org/officeDocument/2006/relationships" xmlns:m="http://schemas.openxmlformats.org/officeDocument/2006/math" xmlns:v="urn:schemas-microsoft-com:vml" xmlns:wp14="http://schemas.microsoft.com/office/word/2010/wordprocessingDrawing" xmlns:wp="http://schemas.openxmlformats.org/drawingml/2006/wordprocessingDrawing" xmlns:w10="urn:schemas-microsoft-com:office:word" xmlns:w="http://schemas.openxmlformats.org/wordprocessingml/2006/main" xmlns:w14="http://schemas.microsoft.com/office/word/2010/wordml" xmlns:w15="http://schemas.microsoft.com/office/word/2012/wordml" xmlns:w16cex="http://schemas.microsoft.com/office/word/2018/wordml/cex" xmlns:w16cid="http://schemas.microsoft.com/office/word/2016/wordml/cid" xmlns:w16="http://schemas.microsoft.com/office/word/2018/wordml" xmlns:w16sdtdh="http://schemas.microsoft.com/office/word/2020/wordml/sdtdatahash" xmlns:w16se="http://schemas.microsoft.com/office/word/2015/wordml/symex" xmlns:wpg="http://schemas.microsoft.com/office/word/2010/wordprocessingGroup" xmlns:wpi="http://schemas.microsoft.com/office/word/2010/wordprocessingInk" xmlns:wne="http://schemas.microsoft.com/office/word/2006/wordml" xmlns:wps="http://schemas.microsoft.com/office/word/2010/wordprocessingShape" mc:Ignorable="w14 w15 w16se w16cid w16 w16cex w16sdtdh wp14">
   <w:body>
     <w:p>
       <w:pPr>
@@ -692,7 +692,7 @@
                     <pic:cNvPicPr/>
                   </pic:nvPicPr>
                   <pic:blipFill>
-                    <a:blip r:embed="rId5">
+                    <a:blip r:embed="rId6">
                       <a:extLst>
                         <a:ext uri="{28A0092B-C50C-407E-A947-70E740481C1C}">
                           <a14:useLocalDpi xmlns:a14="http://schemas.microsoft.com/office/drawing/2010/main" val="0"/>
@@ -1067,29 +1067,7 @@
           <w:szCs w:val="21"/>
           <w:lang w:eastAsia="ru-RU"/>
         </w:rPr>
-        <w:t xml:space="preserve">реализовать интерфейс с использованием современных веб-технологий (HTML, CSS, </w:t>
-      </w:r>
-      <w:proofErr w:type="spellStart"/>
-      <w:r>
-        <w:rPr>
-          <w:rFonts w:ascii="Times New Roman" w:eastAsia="Times New Roman" w:hAnsi="Times New Roman" w:cs="Times New Roman"/>
-          <w:color w:val="24292F"/>
-          <w:sz w:val="28"/>
-          <w:szCs w:val="21"/>
-          <w:lang w:eastAsia="ru-RU"/>
-        </w:rPr>
-        <w:t>JavaScript</w:t>
-      </w:r>
-      <w:proofErr w:type="spellEnd"/>
-      <w:r>
-        <w:rPr>
-          <w:rFonts w:ascii="Times New Roman" w:eastAsia="Times New Roman" w:hAnsi="Times New Roman" w:cs="Times New Roman"/>
-          <w:color w:val="24292F"/>
-          <w:sz w:val="28"/>
-          <w:szCs w:val="21"/>
-          <w:lang w:eastAsia="ru-RU"/>
-        </w:rPr>
-        <w:t>, фреймворки)</w:t>
+        <w:t>реализовать интерфейс с использованием современных веб-технологий (HTML, CSS, JavaScript, фреймворки)</w:t>
       </w:r>
       <w:r>
         <w:rPr>
@@ -1827,18 +1805,8 @@
           <w:sz w:val="28"/>
           <w:szCs w:val="28"/>
         </w:rPr>
-        <w:t xml:space="preserve">Для обеспечения стабильной работы разрабатываемого веб-сайта учебного учреждения необходимо наличие соответствующей серверной и клиентской инфраструктуры. Серверная часть системы предназначена для размещения веб-приложения, обработки пользовательских запросов и хранения данных. В качестве серверной операционной системы используется </w:t>
-      </w:r>
-      <w:proofErr w:type="spellStart"/>
-      <w:r>
-        <w:rPr>
-          <w:color w:val="000000"/>
-          <w:sz w:val="28"/>
-          <w:szCs w:val="28"/>
-        </w:rPr>
-        <w:t>Ubuntu</w:t>
-      </w:r>
-      <w:proofErr w:type="spellEnd"/>
+        <w:t>Для обеспечения стабильной работы разрабатываемого веб-сайта учебного учреждения необходимо наличие соответствующей серверной и клиентской инфраструктуры. Серверная часть системы предназначена для размещения веб-приложения, обработки пользовательских запросов и хранения данных. В качестве серверной операционной системы используется Ubuntu</w:t>
+      </w:r>
       <w:r>
         <w:rPr>
           <w:color w:val="000000"/>
@@ -1922,7 +1890,7 @@
           <w:sz w:val="28"/>
           <w:szCs w:val="28"/>
         </w:rPr>
-        <w:t xml:space="preserve"> сервер с современным многозадачным процессором, обладающим высокой </w:t>
+        <w:t xml:space="preserve"> сервер с современным многозадачным процессором, обладающим высокой тактовой </w:t>
       </w:r>
       <w:r>
         <w:rPr>
@@ -1931,7 +1899,7 @@
           <w:szCs w:val="28"/>
         </w:rPr>
         <w:lastRenderedPageBreak/>
-        <w:t xml:space="preserve">тактовой частотой, а также оперативной памятью объемом 8 гигабайт. Для хранения данных и обеспечения быстрой работы системы используется реляционная база данных </w:t>
+        <w:t xml:space="preserve">частотой, а также оперативной памятью объемом 8 гигабайт. Для хранения данных и обеспечения быстрой работы системы используется реляционная база данных </w:t>
       </w:r>
       <w:proofErr w:type="spellStart"/>
       <w:r>
@@ -1988,25 +1956,7 @@
           <w:sz w:val="28"/>
           <w:szCs w:val="28"/>
         </w:rPr>
-        <w:t xml:space="preserve">Клиентская часть системы предполагает использование различных пользовательских устройств, с помощью которых осуществляется доступ к сайту. Пользователи могут работать с системой посредством персональных компьютеров, ноутбуков, планшетов и смартфонов. Для корректной работы веб-интерфейса на устройствах пользователей должны быть установлены современные интернет-браузеры, поддерживающие технологии HTML, CSS и </w:t>
-      </w:r>
-      <w:proofErr w:type="spellStart"/>
-      <w:r>
-        <w:rPr>
-          <w:color w:val="000000"/>
-          <w:sz w:val="28"/>
-          <w:szCs w:val="28"/>
-        </w:rPr>
-        <w:t>JavaScript</w:t>
-      </w:r>
-      <w:proofErr w:type="spellEnd"/>
-      <w:r>
-        <w:rPr>
-          <w:color w:val="000000"/>
-          <w:sz w:val="28"/>
-          <w:szCs w:val="28"/>
-        </w:rPr>
-        <w:t xml:space="preserve">. </w:t>
+        <w:t xml:space="preserve">Клиентская часть системы предполагает использование различных пользовательских устройств, с помощью которых осуществляется доступ к сайту. Пользователи могут работать с системой посредством персональных компьютеров, ноутбуков, планшетов и смартфонов. Для корректной работы веб-интерфейса на устройствах пользователей должны быть установлены современные интернет-браузеры, поддерживающие технологии HTML, CSS и JavaScript. </w:t>
       </w:r>
     </w:p>
     <w:p>
@@ -2027,7 +1977,7 @@
           <w:sz w:val="28"/>
           <w:szCs w:val="28"/>
         </w:rPr>
-        <w:t xml:space="preserve">В программной части проекта используется современный стек веб-технологий. Серверная часть приложения реализуется с использованием языка программирования </w:t>
+        <w:t xml:space="preserve">В программной части проекта используется современный стек веб-технологий. Серверная часть приложения реализуется с использованием языка программирования Python и фреймворка </w:t>
       </w:r>
       <w:proofErr w:type="spellStart"/>
       <w:r>
@@ -2036,7 +1986,7 @@
           <w:sz w:val="28"/>
           <w:szCs w:val="28"/>
         </w:rPr>
-        <w:t>Python</w:t>
+        <w:t>FastAPI</w:t>
       </w:r>
       <w:proofErr w:type="spellEnd"/>
       <w:r>
@@ -2045,7 +1995,7 @@
           <w:sz w:val="28"/>
           <w:szCs w:val="28"/>
         </w:rPr>
-        <w:t xml:space="preserve"> и фреймворка </w:t>
+        <w:t xml:space="preserve">, который обеспечивает высокую производительность и удобство разработки серверных приложений. Клиентская часть реализуется с использованием библиотеки </w:t>
       </w:r>
       <w:proofErr w:type="spellStart"/>
       <w:r>
@@ -2054,7 +2004,7 @@
           <w:sz w:val="28"/>
           <w:szCs w:val="28"/>
         </w:rPr>
-        <w:t>FastAPI</w:t>
+        <w:t>React</w:t>
       </w:r>
       <w:proofErr w:type="spellEnd"/>
       <w:r>
@@ -2063,43 +2013,7 @@
           <w:sz w:val="28"/>
           <w:szCs w:val="28"/>
         </w:rPr>
-        <w:t xml:space="preserve">, который обеспечивает высокую производительность и удобство разработки серверных приложений. Клиентская часть реализуется с использованием библиотеки </w:t>
-      </w:r>
-      <w:proofErr w:type="spellStart"/>
-      <w:r>
-        <w:rPr>
-          <w:color w:val="000000"/>
-          <w:sz w:val="28"/>
-          <w:szCs w:val="28"/>
-        </w:rPr>
-        <w:t>React</w:t>
-      </w:r>
-      <w:proofErr w:type="spellEnd"/>
-      <w:r>
-        <w:rPr>
-          <w:color w:val="000000"/>
-          <w:sz w:val="28"/>
-          <w:szCs w:val="28"/>
-        </w:rPr>
-        <w:t xml:space="preserve">, предназначенной для создания интерактивных пользовательских интерфейсов. Веб-интерфейс создается с применением языков HTML, CSS и </w:t>
-      </w:r>
-      <w:proofErr w:type="spellStart"/>
-      <w:r>
-        <w:rPr>
-          <w:color w:val="000000"/>
-          <w:sz w:val="28"/>
-          <w:szCs w:val="28"/>
-        </w:rPr>
-        <w:t>JavaScript</w:t>
-      </w:r>
-      <w:proofErr w:type="spellEnd"/>
-      <w:r>
-        <w:rPr>
-          <w:color w:val="000000"/>
-          <w:sz w:val="28"/>
-          <w:szCs w:val="28"/>
-        </w:rPr>
-        <w:t>, обеспечивающих структуру, оформление и интерактивность веб-страниц.</w:t>
+        <w:t>, предназначенной для создания интерактивных пользовательских интерфейсов. Веб-интерфейс создается с применением языков HTML, CSS и JavaScript, обеспечивающих структуру, оформление и интерактивность веб-страниц.</w:t>
       </w:r>
     </w:p>
     <w:p>
@@ -2707,16 +2621,7 @@
           <w:sz w:val="28"/>
           <w:szCs w:val="28"/>
         </w:rPr>
-        <w:t xml:space="preserve"> защищены в соответствии с действующими нормами и </w:t>
-      </w:r>
-      <w:r>
-        <w:rPr>
-          <w:color w:val="000000"/>
-          <w:sz w:val="28"/>
-          <w:szCs w:val="28"/>
-        </w:rPr>
-        <w:lastRenderedPageBreak/>
-        <w:t xml:space="preserve">правилами обработки персональных данных. Также система </w:t>
+        <w:t xml:space="preserve"> защищены в соответствии с действующими нормами и правилами обработки персональных данных. Также система </w:t>
       </w:r>
       <w:r>
         <w:rPr>
@@ -2753,6 +2658,7 @@
           <w:sz w:val="28"/>
           <w:szCs w:val="28"/>
         </w:rPr>
+        <w:lastRenderedPageBreak/>
         <w:t xml:space="preserve">Дополнительным ограничением является необходимость обеспечения высокой доступности веб-ресурса. Сайт </w:t>
       </w:r>
       <w:r>
@@ -3089,8 +2995,6 @@
           <w:lang w:val="en-US"/>
         </w:rPr>
       </w:pPr>
-      <w:bookmarkStart w:id="0" w:name="_GoBack"/>
-      <w:bookmarkEnd w:id="0"/>
       <w:r>
         <w:rPr>
           <w:b/>
@@ -3107,6 +3011,1360 @@
         <w:spacing w:before="0" w:beforeAutospacing="0" w:after="0" w:afterAutospacing="0" w:line="360" w:lineRule="auto"/>
         <w:jc w:val="both"/>
         <w:rPr>
+          <w:color w:val="000000"/>
+          <w:sz w:val="28"/>
+          <w:szCs w:val="28"/>
+        </w:rPr>
+      </w:pPr>
+      <w:r>
+        <w:rPr>
+          <w:color w:val="000000"/>
+          <w:sz w:val="28"/>
+          <w:szCs w:val="28"/>
+        </w:rPr>
+        <w:t>HTML (</w:t>
+      </w:r>
+      <w:proofErr w:type="spellStart"/>
+      <w:r>
+        <w:rPr>
+          <w:color w:val="000000"/>
+          <w:sz w:val="28"/>
+          <w:szCs w:val="28"/>
+        </w:rPr>
+        <w:t>HyperText</w:t>
+      </w:r>
+      <w:proofErr w:type="spellEnd"/>
+      <w:r>
+        <w:rPr>
+          <w:color w:val="000000"/>
+          <w:sz w:val="28"/>
+          <w:szCs w:val="28"/>
+        </w:rPr>
+        <w:t xml:space="preserve"> </w:t>
+      </w:r>
+      <w:proofErr w:type="spellStart"/>
+      <w:r>
+        <w:rPr>
+          <w:color w:val="000000"/>
+          <w:sz w:val="28"/>
+          <w:szCs w:val="28"/>
+        </w:rPr>
+        <w:t>Markup</w:t>
+      </w:r>
+      <w:proofErr w:type="spellEnd"/>
+      <w:r>
+        <w:rPr>
+          <w:color w:val="000000"/>
+          <w:sz w:val="28"/>
+          <w:szCs w:val="28"/>
+        </w:rPr>
+        <w:t xml:space="preserve"> Language) используется для создания структуры веб-страниц. С его помощью формируется логическая организация элементов интерфейса, таких как текст, изображения, формы и навигационные блоки. HTML является основой любого веб-приложения и обеспечивает корректное отображение информации в браузере.</w:t>
+      </w:r>
+    </w:p>
+    <w:p>
+      <w:pPr>
+        <w:pStyle w:val="a3"/>
+        <w:spacing w:before="0" w:beforeAutospacing="0" w:after="0" w:afterAutospacing="0" w:line="360" w:lineRule="auto"/>
+        <w:jc w:val="both"/>
+        <w:rPr>
+          <w:color w:val="000000"/>
+          <w:sz w:val="28"/>
+          <w:szCs w:val="28"/>
+        </w:rPr>
+      </w:pPr>
+      <w:r>
+        <w:rPr>
+          <w:color w:val="000000"/>
+          <w:sz w:val="28"/>
+          <w:szCs w:val="28"/>
+        </w:rPr>
+        <w:t>Почему выбран HTML?</w:t>
+      </w:r>
+      <w:r>
+        <w:rPr>
+          <w:color w:val="000000"/>
+          <w:sz w:val="28"/>
+          <w:szCs w:val="28"/>
+        </w:rPr>
+        <w:t xml:space="preserve"> </w:t>
+      </w:r>
+      <w:r>
+        <w:rPr>
+          <w:color w:val="000000"/>
+          <w:sz w:val="28"/>
+          <w:szCs w:val="28"/>
+        </w:rPr>
+        <w:t>Он</w:t>
+      </w:r>
+      <w:r>
+        <w:rPr>
+          <w:color w:val="000000"/>
+          <w:sz w:val="28"/>
+          <w:szCs w:val="28"/>
+        </w:rPr>
+        <w:t xml:space="preserve"> является основным стандартом веб-разработки и поддерживается всеми современными браузерами</w:t>
+      </w:r>
+      <w:r>
+        <w:rPr>
+          <w:color w:val="000000"/>
+          <w:sz w:val="28"/>
+          <w:szCs w:val="28"/>
+        </w:rPr>
+        <w:t xml:space="preserve">, </w:t>
+      </w:r>
+      <w:r>
+        <w:rPr>
+          <w:color w:val="000000"/>
+          <w:sz w:val="28"/>
+          <w:szCs w:val="28"/>
+        </w:rPr>
+        <w:t>обеспечивает простую и понятную структуру веб-страниц</w:t>
+      </w:r>
+      <w:r>
+        <w:rPr>
+          <w:color w:val="000000"/>
+          <w:sz w:val="28"/>
+          <w:szCs w:val="28"/>
+        </w:rPr>
+        <w:t xml:space="preserve">, </w:t>
+      </w:r>
+      <w:r>
+        <w:rPr>
+          <w:color w:val="000000"/>
+          <w:sz w:val="28"/>
+          <w:szCs w:val="28"/>
+        </w:rPr>
+        <w:t>позволяет легко интегрировать другие технологии, используемые в проекте.</w:t>
+      </w:r>
+    </w:p>
+    <w:p>
+      <w:pPr>
+        <w:pStyle w:val="a3"/>
+        <w:spacing w:before="0" w:beforeAutospacing="0" w:after="0" w:afterAutospacing="0" w:line="360" w:lineRule="auto"/>
+        <w:jc w:val="both"/>
+        <w:rPr>
+          <w:color w:val="000000"/>
+          <w:sz w:val="28"/>
+          <w:szCs w:val="28"/>
+        </w:rPr>
+      </w:pPr>
+      <w:r>
+        <w:rPr>
+          <w:color w:val="000000"/>
+          <w:sz w:val="28"/>
+          <w:szCs w:val="28"/>
+        </w:rPr>
+        <w:t>CSS (</w:t>
+      </w:r>
+      <w:proofErr w:type="spellStart"/>
+      <w:r>
+        <w:rPr>
+          <w:color w:val="000000"/>
+          <w:sz w:val="28"/>
+          <w:szCs w:val="28"/>
+        </w:rPr>
+        <w:t>Cascading</w:t>
+      </w:r>
+      <w:proofErr w:type="spellEnd"/>
+      <w:r>
+        <w:rPr>
+          <w:color w:val="000000"/>
+          <w:sz w:val="28"/>
+          <w:szCs w:val="28"/>
+        </w:rPr>
+        <w:t xml:space="preserve"> Style </w:t>
+      </w:r>
+      <w:proofErr w:type="spellStart"/>
+      <w:r>
+        <w:rPr>
+          <w:color w:val="000000"/>
+          <w:sz w:val="28"/>
+          <w:szCs w:val="28"/>
+        </w:rPr>
+        <w:t>Sheets</w:t>
+      </w:r>
+      <w:proofErr w:type="spellEnd"/>
+      <w:r>
+        <w:rPr>
+          <w:color w:val="000000"/>
+          <w:sz w:val="28"/>
+          <w:szCs w:val="28"/>
+        </w:rPr>
+        <w:t>) применяется для оформления внешнего вида веб-интерфейса. С его помощью задаются стили элементов, такие как цвет, шрифт, расположение и адаптивность интерфейса.</w:t>
+      </w:r>
+    </w:p>
+    <w:p>
+      <w:pPr>
+        <w:pStyle w:val="a3"/>
+        <w:spacing w:before="0" w:beforeAutospacing="0" w:after="0" w:afterAutospacing="0" w:line="360" w:lineRule="auto"/>
+        <w:jc w:val="both"/>
+        <w:rPr>
+          <w:color w:val="000000"/>
+          <w:sz w:val="28"/>
+          <w:szCs w:val="28"/>
+        </w:rPr>
+      </w:pPr>
+      <w:r>
+        <w:rPr>
+          <w:color w:val="000000"/>
+          <w:sz w:val="28"/>
+          <w:szCs w:val="28"/>
+        </w:rPr>
+        <w:t>Почему выбран CSS?</w:t>
+      </w:r>
+      <w:r>
+        <w:rPr>
+          <w:color w:val="000000"/>
+          <w:sz w:val="28"/>
+          <w:szCs w:val="28"/>
+        </w:rPr>
+        <w:t xml:space="preserve"> </w:t>
+      </w:r>
+      <w:r>
+        <w:rPr>
+          <w:color w:val="000000"/>
+          <w:sz w:val="28"/>
+          <w:szCs w:val="28"/>
+        </w:rPr>
+        <w:t>Он</w:t>
+      </w:r>
+      <w:r>
+        <w:rPr>
+          <w:color w:val="000000"/>
+          <w:sz w:val="28"/>
+          <w:szCs w:val="28"/>
+        </w:rPr>
+        <w:t xml:space="preserve"> позволяет реализовать адаптивный дизайн для различных устройств</w:t>
+      </w:r>
+      <w:r>
+        <w:rPr>
+          <w:color w:val="000000"/>
+          <w:sz w:val="28"/>
+          <w:szCs w:val="28"/>
+        </w:rPr>
+        <w:t xml:space="preserve">, </w:t>
+      </w:r>
+      <w:r>
+        <w:rPr>
+          <w:color w:val="000000"/>
+          <w:sz w:val="28"/>
+          <w:szCs w:val="28"/>
+        </w:rPr>
+        <w:t>обеспечивает централизованное управление внешним видом сайта</w:t>
+      </w:r>
+      <w:r>
+        <w:rPr>
+          <w:color w:val="000000"/>
+          <w:sz w:val="28"/>
+          <w:szCs w:val="28"/>
+        </w:rPr>
+        <w:t xml:space="preserve">, </w:t>
+      </w:r>
+      <w:r>
+        <w:rPr>
+          <w:color w:val="000000"/>
+          <w:sz w:val="28"/>
+          <w:szCs w:val="28"/>
+        </w:rPr>
+        <w:t>широко поддерживается всеми браузерами и является стандартом веб-разработки.</w:t>
+      </w:r>
+    </w:p>
+    <w:p>
+      <w:pPr>
+        <w:pStyle w:val="a3"/>
+        <w:spacing w:before="0" w:beforeAutospacing="0" w:after="0" w:afterAutospacing="0" w:line="360" w:lineRule="auto"/>
+        <w:jc w:val="both"/>
+        <w:rPr>
+          <w:color w:val="000000"/>
+          <w:sz w:val="28"/>
+          <w:szCs w:val="28"/>
+        </w:rPr>
+      </w:pPr>
+      <w:r>
+        <w:rPr>
+          <w:color w:val="000000"/>
+          <w:sz w:val="28"/>
+          <w:szCs w:val="28"/>
+        </w:rPr>
+        <w:t>JavaScript используется для реализации интерактивности пользовательского интерфейса. С его помощью обрабатываются действия пользователя, такие как нажатия кнопок</w:t>
+      </w:r>
+      <w:r>
+        <w:rPr>
+          <w:color w:val="000000"/>
+          <w:sz w:val="28"/>
+          <w:szCs w:val="28"/>
+        </w:rPr>
+        <w:t xml:space="preserve"> и о</w:t>
+      </w:r>
+      <w:r>
+        <w:rPr>
+          <w:color w:val="000000"/>
+          <w:sz w:val="28"/>
+          <w:szCs w:val="28"/>
+        </w:rPr>
+        <w:t>тправка форм</w:t>
+      </w:r>
+      <w:r>
+        <w:rPr>
+          <w:color w:val="000000"/>
+          <w:sz w:val="28"/>
+          <w:szCs w:val="28"/>
+        </w:rPr>
+        <w:t>.</w:t>
+      </w:r>
+    </w:p>
+    <w:p>
+      <w:pPr>
+        <w:pStyle w:val="a3"/>
+        <w:spacing w:before="0" w:beforeAutospacing="0" w:after="0" w:afterAutospacing="0" w:line="360" w:lineRule="auto"/>
+        <w:jc w:val="both"/>
+        <w:rPr>
+          <w:color w:val="000000"/>
+          <w:sz w:val="28"/>
+          <w:szCs w:val="28"/>
+        </w:rPr>
+      </w:pPr>
+      <w:r>
+        <w:rPr>
+          <w:color w:val="000000"/>
+          <w:sz w:val="28"/>
+          <w:szCs w:val="28"/>
+        </w:rPr>
+        <w:lastRenderedPageBreak/>
+        <w:t>Почему выбран JavaScript?</w:t>
+      </w:r>
+      <w:r>
+        <w:rPr>
+          <w:color w:val="000000"/>
+          <w:sz w:val="28"/>
+          <w:szCs w:val="28"/>
+        </w:rPr>
+        <w:t xml:space="preserve"> </w:t>
+      </w:r>
+      <w:r>
+        <w:rPr>
+          <w:color w:val="000000"/>
+          <w:sz w:val="28"/>
+          <w:szCs w:val="28"/>
+        </w:rPr>
+        <w:t>Он</w:t>
+      </w:r>
+      <w:r>
+        <w:rPr>
+          <w:color w:val="000000"/>
+          <w:sz w:val="28"/>
+          <w:szCs w:val="28"/>
+        </w:rPr>
+        <w:t xml:space="preserve"> обеспечивает динамическое взаимодействие пользователя с интерфейсом</w:t>
+      </w:r>
+      <w:r>
+        <w:rPr>
+          <w:color w:val="000000"/>
+          <w:sz w:val="28"/>
+          <w:szCs w:val="28"/>
+        </w:rPr>
+        <w:t xml:space="preserve">, </w:t>
+      </w:r>
+      <w:r>
+        <w:rPr>
+          <w:color w:val="000000"/>
+          <w:sz w:val="28"/>
+          <w:szCs w:val="28"/>
+        </w:rPr>
+        <w:t>является основным языком программирования для веб-разработки</w:t>
+      </w:r>
+      <w:r>
+        <w:rPr>
+          <w:color w:val="000000"/>
+          <w:sz w:val="28"/>
+          <w:szCs w:val="28"/>
+        </w:rPr>
+        <w:t xml:space="preserve"> </w:t>
+      </w:r>
+      <w:r>
+        <w:rPr>
+          <w:color w:val="000000"/>
+          <w:sz w:val="28"/>
+          <w:szCs w:val="28"/>
+        </w:rPr>
+        <w:t xml:space="preserve">и </w:t>
+      </w:r>
+      <w:r>
+        <w:rPr>
+          <w:color w:val="000000"/>
+          <w:sz w:val="28"/>
+          <w:szCs w:val="28"/>
+        </w:rPr>
+        <w:t>поддерживается всеми современными браузерами.</w:t>
+      </w:r>
+    </w:p>
+    <w:p>
+      <w:pPr>
+        <w:pStyle w:val="a3"/>
+        <w:spacing w:before="0" w:beforeAutospacing="0" w:after="0" w:afterAutospacing="0" w:line="360" w:lineRule="auto"/>
+        <w:jc w:val="both"/>
+        <w:rPr>
+          <w:color w:val="000000"/>
+          <w:sz w:val="28"/>
+          <w:szCs w:val="28"/>
+        </w:rPr>
+      </w:pPr>
+      <w:r>
+        <w:rPr>
+          <w:color w:val="000000"/>
+          <w:sz w:val="28"/>
+          <w:szCs w:val="28"/>
+        </w:rPr>
+        <w:t xml:space="preserve">Для разработки клиентской части используется библиотека </w:t>
+      </w:r>
+      <w:proofErr w:type="spellStart"/>
+      <w:r>
+        <w:rPr>
+          <w:color w:val="000000"/>
+          <w:sz w:val="28"/>
+          <w:szCs w:val="28"/>
+        </w:rPr>
+        <w:t>React</w:t>
+      </w:r>
+      <w:proofErr w:type="spellEnd"/>
+      <w:r>
+        <w:rPr>
+          <w:color w:val="000000"/>
+          <w:sz w:val="28"/>
+          <w:szCs w:val="28"/>
+        </w:rPr>
+        <w:t>, которая позволяет строить интерфейс на основе компонентов и обеспечивает высокую производительность за счёт частичного обновления страницы без полной перезагрузки.</w:t>
+      </w:r>
+    </w:p>
+    <w:p>
+      <w:pPr>
+        <w:pStyle w:val="a3"/>
+        <w:spacing w:before="0" w:beforeAutospacing="0" w:after="0" w:afterAutospacing="0" w:line="360" w:lineRule="auto"/>
+        <w:jc w:val="both"/>
+        <w:rPr>
+          <w:color w:val="000000"/>
+          <w:sz w:val="28"/>
+          <w:szCs w:val="28"/>
+        </w:rPr>
+      </w:pPr>
+      <w:r>
+        <w:rPr>
+          <w:color w:val="000000"/>
+          <w:sz w:val="28"/>
+          <w:szCs w:val="28"/>
+        </w:rPr>
+        <w:t xml:space="preserve">Почему выбран </w:t>
+      </w:r>
+      <w:proofErr w:type="spellStart"/>
+      <w:r>
+        <w:rPr>
+          <w:color w:val="000000"/>
+          <w:sz w:val="28"/>
+          <w:szCs w:val="28"/>
+        </w:rPr>
+        <w:t>React</w:t>
+      </w:r>
+      <w:proofErr w:type="spellEnd"/>
+      <w:r>
+        <w:rPr>
+          <w:color w:val="000000"/>
+          <w:sz w:val="28"/>
+          <w:szCs w:val="28"/>
+        </w:rPr>
+        <w:t>?</w:t>
+      </w:r>
+      <w:r>
+        <w:rPr>
+          <w:color w:val="000000"/>
+          <w:sz w:val="28"/>
+          <w:szCs w:val="28"/>
+        </w:rPr>
+        <w:t xml:space="preserve"> Его </w:t>
+      </w:r>
+      <w:r>
+        <w:rPr>
+          <w:color w:val="000000"/>
+          <w:sz w:val="28"/>
+          <w:szCs w:val="28"/>
+        </w:rPr>
+        <w:t>компонентный подход упрощает разработку и поддержку проекта</w:t>
+      </w:r>
+      <w:r>
+        <w:rPr>
+          <w:color w:val="000000"/>
+          <w:sz w:val="28"/>
+          <w:szCs w:val="28"/>
+        </w:rPr>
+        <w:t xml:space="preserve">, </w:t>
+      </w:r>
+      <w:r>
+        <w:rPr>
+          <w:color w:val="000000"/>
+          <w:sz w:val="28"/>
+          <w:szCs w:val="28"/>
+        </w:rPr>
+        <w:t>обеспечивает высокую скорость работы интерфейса</w:t>
+      </w:r>
+      <w:r>
+        <w:rPr>
+          <w:color w:val="000000"/>
+          <w:sz w:val="28"/>
+          <w:szCs w:val="28"/>
+        </w:rPr>
+        <w:t xml:space="preserve"> </w:t>
+      </w:r>
+      <w:r>
+        <w:rPr>
+          <w:color w:val="000000"/>
+          <w:sz w:val="28"/>
+          <w:szCs w:val="28"/>
+        </w:rPr>
+        <w:t xml:space="preserve">и </w:t>
+      </w:r>
+      <w:r>
+        <w:rPr>
+          <w:color w:val="000000"/>
+          <w:sz w:val="28"/>
+          <w:szCs w:val="28"/>
+        </w:rPr>
+        <w:t>широко используется в современной веб-разработке</w:t>
+      </w:r>
+    </w:p>
+    <w:p>
+      <w:pPr>
+        <w:pStyle w:val="a3"/>
+        <w:numPr>
+          <w:ilvl w:val="1"/>
+          <w:numId w:val="3"/>
+        </w:numPr>
+        <w:spacing w:line="360" w:lineRule="auto"/>
+        <w:jc w:val="both"/>
+        <w:rPr>
+          <w:b/>
+          <w:bCs/>
+          <w:color w:val="000000"/>
+          <w:sz w:val="28"/>
+          <w:szCs w:val="28"/>
+          <w:lang w:val="en-US"/>
+        </w:rPr>
+      </w:pPr>
+      <w:r>
+        <w:rPr>
+          <w:b/>
+          <w:bCs/>
+          <w:color w:val="000000"/>
+          <w:sz w:val="28"/>
+          <w:szCs w:val="28"/>
+        </w:rPr>
+        <w:t>Сервер баз данных</w:t>
+      </w:r>
+    </w:p>
+    <w:p>
+      <w:pPr>
+        <w:pStyle w:val="a3"/>
+        <w:spacing w:line="360" w:lineRule="auto"/>
+        <w:jc w:val="both"/>
+        <w:rPr>
+          <w:color w:val="000000"/>
+          <w:sz w:val="28"/>
+          <w:szCs w:val="28"/>
+        </w:rPr>
+      </w:pPr>
+      <w:proofErr w:type="spellStart"/>
+      <w:r>
+        <w:rPr>
+          <w:color w:val="000000"/>
+          <w:sz w:val="28"/>
+          <w:szCs w:val="28"/>
+        </w:rPr>
+        <w:t>PostgreSQL</w:t>
+      </w:r>
+      <w:proofErr w:type="spellEnd"/>
+      <w:r>
+        <w:rPr>
+          <w:color w:val="000000"/>
+          <w:sz w:val="28"/>
+          <w:szCs w:val="28"/>
+        </w:rPr>
+        <w:t xml:space="preserve"> является реляционной системой управления базами данных, используемой для хранения и обработки информации веб-приложения. В рамках данного проекта база данных применяется для хранения данных, поступающих от пользователей через форму записи на консультацию</w:t>
+      </w:r>
+      <w:r>
+        <w:rPr>
+          <w:color w:val="000000"/>
+          <w:sz w:val="28"/>
+          <w:szCs w:val="28"/>
+        </w:rPr>
+        <w:t>.</w:t>
+      </w:r>
+    </w:p>
+    <w:p>
+      <w:pPr>
+        <w:pStyle w:val="a3"/>
+        <w:spacing w:line="360" w:lineRule="auto"/>
+        <w:jc w:val="both"/>
+        <w:rPr>
+          <w:color w:val="000000"/>
+          <w:sz w:val="28"/>
+          <w:szCs w:val="28"/>
+        </w:rPr>
+      </w:pPr>
+      <w:r>
+        <w:rPr>
+          <w:color w:val="000000"/>
+          <w:sz w:val="28"/>
+          <w:szCs w:val="28"/>
+        </w:rPr>
+        <w:t xml:space="preserve">Почему выбран </w:t>
+      </w:r>
+      <w:proofErr w:type="spellStart"/>
+      <w:r>
+        <w:rPr>
+          <w:color w:val="000000"/>
+          <w:sz w:val="28"/>
+          <w:szCs w:val="28"/>
+        </w:rPr>
+        <w:t>PostgreSQL</w:t>
+      </w:r>
+      <w:proofErr w:type="spellEnd"/>
+      <w:r>
+        <w:rPr>
+          <w:color w:val="000000"/>
+          <w:sz w:val="28"/>
+          <w:szCs w:val="28"/>
+        </w:rPr>
+        <w:t>?</w:t>
+      </w:r>
+      <w:r>
+        <w:rPr>
+          <w:color w:val="000000"/>
+          <w:sz w:val="28"/>
+          <w:szCs w:val="28"/>
+        </w:rPr>
+        <w:t xml:space="preserve"> </w:t>
+      </w:r>
+      <w:r>
+        <w:rPr>
+          <w:color w:val="000000"/>
+          <w:sz w:val="28"/>
+          <w:szCs w:val="28"/>
+        </w:rPr>
+        <w:t xml:space="preserve">Он </w:t>
+      </w:r>
+      <w:r>
+        <w:rPr>
+          <w:color w:val="000000"/>
+          <w:sz w:val="28"/>
+          <w:szCs w:val="28"/>
+        </w:rPr>
+        <w:t>обеспечивает надежное хранение данных и поддержку сложных запросов</w:t>
+      </w:r>
+      <w:r>
+        <w:rPr>
+          <w:color w:val="000000"/>
+          <w:sz w:val="28"/>
+          <w:szCs w:val="28"/>
+        </w:rPr>
+        <w:t xml:space="preserve">, </w:t>
+      </w:r>
+      <w:r>
+        <w:rPr>
+          <w:color w:val="000000"/>
+          <w:sz w:val="28"/>
+          <w:szCs w:val="28"/>
+        </w:rPr>
+        <w:t>обладает высокой производительностью при работе с большим количеством данных</w:t>
+      </w:r>
+      <w:r>
+        <w:rPr>
+          <w:color w:val="000000"/>
+          <w:sz w:val="28"/>
+          <w:szCs w:val="28"/>
+        </w:rPr>
+        <w:t xml:space="preserve">, </w:t>
+      </w:r>
+      <w:r>
+        <w:rPr>
+          <w:color w:val="000000"/>
+          <w:sz w:val="28"/>
+          <w:szCs w:val="28"/>
+        </w:rPr>
+        <w:t>поддерживает транзакции, что гарантирует целостность информации</w:t>
+      </w:r>
+      <w:r>
+        <w:rPr>
+          <w:color w:val="000000"/>
+          <w:sz w:val="28"/>
+          <w:szCs w:val="28"/>
+        </w:rPr>
+        <w:t xml:space="preserve">, </w:t>
+      </w:r>
+      <w:r>
+        <w:rPr>
+          <w:color w:val="000000"/>
+          <w:sz w:val="28"/>
+          <w:szCs w:val="28"/>
+        </w:rPr>
+        <w:t>широко используется в современных веб-приложениях и имеет развитую экосистему.</w:t>
+      </w:r>
+    </w:p>
+    <w:p>
+      <w:pPr>
+        <w:pStyle w:val="a3"/>
+        <w:spacing w:line="360" w:lineRule="auto"/>
+        <w:jc w:val="both"/>
+        <w:rPr>
+          <w:color w:val="000000"/>
+          <w:sz w:val="28"/>
+          <w:szCs w:val="28"/>
+        </w:rPr>
+      </w:pPr>
+      <w:r>
+        <w:rPr>
+          <w:color w:val="000000"/>
+          <w:sz w:val="28"/>
+          <w:szCs w:val="28"/>
+        </w:rPr>
+        <w:t>База данных размещается на том же сервере, что и веб-приложение, что упрощает развертывание системы и обеспечивает быстрое взаимодействие между серверной частью и хранилищем данных.</w:t>
+      </w:r>
+    </w:p>
+    <w:p>
+      <w:pPr>
+        <w:pStyle w:val="a3"/>
+        <w:numPr>
+          <w:ilvl w:val="1"/>
+          <w:numId w:val="3"/>
+        </w:numPr>
+        <w:spacing w:line="360" w:lineRule="auto"/>
+        <w:jc w:val="both"/>
+        <w:rPr>
+          <w:b/>
+          <w:bCs/>
+          <w:color w:val="000000"/>
+          <w:sz w:val="28"/>
+          <w:szCs w:val="28"/>
+          <w:lang w:val="en-US"/>
+        </w:rPr>
+      </w:pPr>
+      <w:r>
+        <w:rPr>
+          <w:b/>
+          <w:bCs/>
+          <w:color w:val="000000"/>
+          <w:sz w:val="28"/>
+          <w:szCs w:val="28"/>
+        </w:rPr>
+        <w:t>Архитектура «клиент-сервер»</w:t>
+      </w:r>
+    </w:p>
+    <w:p>
+      <w:pPr>
+        <w:pStyle w:val="a3"/>
+        <w:spacing w:line="360" w:lineRule="auto"/>
+        <w:jc w:val="both"/>
+        <w:rPr>
+          <w:color w:val="000000"/>
+          <w:sz w:val="28"/>
+          <w:szCs w:val="28"/>
+        </w:rPr>
+      </w:pPr>
+      <w:r>
+        <w:rPr>
+          <w:color w:val="000000"/>
+          <w:sz w:val="28"/>
+          <w:szCs w:val="28"/>
+        </w:rPr>
+        <w:t xml:space="preserve">В приложении используется архитектура «клиент-сервер», при которой система разделяется на клиентскую и серверную части. Клиентская часть реализована с использованием </w:t>
+      </w:r>
+      <w:proofErr w:type="spellStart"/>
+      <w:r>
+        <w:rPr>
+          <w:color w:val="000000"/>
+          <w:sz w:val="28"/>
+          <w:szCs w:val="28"/>
+        </w:rPr>
+        <w:t>React</w:t>
+      </w:r>
+      <w:proofErr w:type="spellEnd"/>
+      <w:r>
+        <w:rPr>
+          <w:color w:val="000000"/>
+          <w:sz w:val="28"/>
+          <w:szCs w:val="28"/>
+        </w:rPr>
+        <w:t xml:space="preserve"> и отвечает за отображение интерфейса и </w:t>
+      </w:r>
+      <w:r>
+        <w:rPr>
+          <w:color w:val="000000"/>
+          <w:sz w:val="28"/>
+          <w:szCs w:val="28"/>
+        </w:rPr>
+        <w:lastRenderedPageBreak/>
+        <w:t xml:space="preserve">взаимодействие с пользователем. Серверная часть реализована на </w:t>
+      </w:r>
+      <w:proofErr w:type="spellStart"/>
+      <w:r>
+        <w:rPr>
+          <w:color w:val="000000"/>
+          <w:sz w:val="28"/>
+          <w:szCs w:val="28"/>
+        </w:rPr>
+        <w:t>FastAPI</w:t>
+      </w:r>
+      <w:proofErr w:type="spellEnd"/>
+      <w:r>
+        <w:rPr>
+          <w:color w:val="000000"/>
+          <w:sz w:val="28"/>
+          <w:szCs w:val="28"/>
+        </w:rPr>
+        <w:t xml:space="preserve"> и отвечает за обработку запросов, бизнес-логику и работу с базой данных.</w:t>
+      </w:r>
+    </w:p>
+    <w:p>
+      <w:pPr>
+        <w:pStyle w:val="a3"/>
+        <w:spacing w:line="360" w:lineRule="auto"/>
+        <w:jc w:val="both"/>
+        <w:rPr>
+          <w:color w:val="000000"/>
+          <w:sz w:val="28"/>
+          <w:szCs w:val="28"/>
+        </w:rPr>
+      </w:pPr>
+      <w:r>
+        <w:rPr>
+          <w:color w:val="000000"/>
+          <w:sz w:val="28"/>
+          <w:szCs w:val="28"/>
+        </w:rPr>
+        <w:t>Почему выбрана архитектура «клиент-сервер»?</w:t>
+      </w:r>
+      <w:r>
+        <w:rPr>
+          <w:color w:val="000000"/>
+          <w:sz w:val="28"/>
+          <w:szCs w:val="28"/>
+        </w:rPr>
+        <w:t xml:space="preserve"> </w:t>
+      </w:r>
+      <w:r>
+        <w:rPr>
+          <w:color w:val="000000"/>
+          <w:sz w:val="28"/>
+          <w:szCs w:val="28"/>
+        </w:rPr>
+        <w:t>Она</w:t>
+      </w:r>
+      <w:r>
+        <w:rPr>
+          <w:color w:val="000000"/>
+          <w:sz w:val="28"/>
+          <w:szCs w:val="28"/>
+        </w:rPr>
+        <w:t xml:space="preserve"> </w:t>
+      </w:r>
+      <w:r>
+        <w:rPr>
+          <w:color w:val="000000"/>
+          <w:sz w:val="28"/>
+          <w:szCs w:val="28"/>
+        </w:rPr>
+        <w:t>позволяет разделить ответственность между интерфейсом и серверной логикой</w:t>
+      </w:r>
+      <w:r>
+        <w:rPr>
+          <w:color w:val="000000"/>
+          <w:sz w:val="28"/>
+          <w:szCs w:val="28"/>
+        </w:rPr>
+        <w:t xml:space="preserve">, </w:t>
+      </w:r>
+      <w:r>
+        <w:rPr>
+          <w:color w:val="000000"/>
+          <w:sz w:val="28"/>
+          <w:szCs w:val="28"/>
+        </w:rPr>
+        <w:t>обеспечивает гибкость и возможность масштабирования системы</w:t>
+      </w:r>
+      <w:r>
+        <w:rPr>
+          <w:color w:val="000000"/>
+          <w:sz w:val="28"/>
+          <w:szCs w:val="28"/>
+        </w:rPr>
+        <w:t xml:space="preserve">, </w:t>
+      </w:r>
+      <w:r>
+        <w:rPr>
+          <w:color w:val="000000"/>
+          <w:sz w:val="28"/>
+          <w:szCs w:val="28"/>
+        </w:rPr>
+        <w:t>повышает безопасность за счёт обработки данных на сервере</w:t>
+      </w:r>
+      <w:r>
+        <w:rPr>
+          <w:color w:val="000000"/>
+          <w:sz w:val="28"/>
+          <w:szCs w:val="28"/>
+        </w:rPr>
+        <w:t xml:space="preserve">, </w:t>
+      </w:r>
+      <w:r>
+        <w:rPr>
+          <w:color w:val="000000"/>
+          <w:sz w:val="28"/>
+          <w:szCs w:val="28"/>
+        </w:rPr>
+        <w:t>прощает обновление и сопровождение приложения.</w:t>
+      </w:r>
+    </w:p>
+    <w:p>
+      <w:pPr>
+        <w:pStyle w:val="a3"/>
+        <w:numPr>
+          <w:ilvl w:val="1"/>
+          <w:numId w:val="3"/>
+        </w:numPr>
+        <w:spacing w:line="360" w:lineRule="auto"/>
+        <w:jc w:val="both"/>
+        <w:rPr>
+          <w:b/>
+          <w:bCs/>
+          <w:color w:val="000000"/>
+          <w:sz w:val="28"/>
+          <w:szCs w:val="28"/>
+        </w:rPr>
+      </w:pPr>
+      <w:r>
+        <w:rPr>
+          <w:b/>
+          <w:bCs/>
+          <w:color w:val="000000"/>
+          <w:sz w:val="28"/>
+          <w:szCs w:val="28"/>
+        </w:rPr>
+        <w:t xml:space="preserve">Использование </w:t>
+      </w:r>
+      <w:proofErr w:type="spellStart"/>
+      <w:r>
+        <w:rPr>
+          <w:b/>
+          <w:bCs/>
+          <w:color w:val="000000"/>
+          <w:sz w:val="28"/>
+          <w:szCs w:val="28"/>
+          <w:lang w:val="en-US"/>
+        </w:rPr>
+        <w:t>FastAPI</w:t>
+      </w:r>
+      <w:proofErr w:type="spellEnd"/>
+      <w:r>
+        <w:rPr>
+          <w:b/>
+          <w:bCs/>
+          <w:color w:val="000000"/>
+          <w:sz w:val="28"/>
+          <w:szCs w:val="28"/>
+        </w:rPr>
+        <w:t xml:space="preserve"> и </w:t>
+      </w:r>
+      <w:r>
+        <w:rPr>
+          <w:b/>
+          <w:bCs/>
+          <w:color w:val="000000"/>
+          <w:sz w:val="28"/>
+          <w:szCs w:val="28"/>
+          <w:lang w:val="en-US"/>
+        </w:rPr>
+        <w:t>Python</w:t>
+      </w:r>
+      <w:r>
+        <w:rPr>
+          <w:b/>
+          <w:bCs/>
+          <w:color w:val="000000"/>
+          <w:sz w:val="28"/>
+          <w:szCs w:val="28"/>
+        </w:rPr>
+        <w:t xml:space="preserve"> для серверной части</w:t>
+      </w:r>
+    </w:p>
+    <w:p>
+      <w:pPr>
+        <w:pStyle w:val="a3"/>
+        <w:spacing w:line="360" w:lineRule="auto"/>
+        <w:jc w:val="both"/>
+        <w:rPr>
+          <w:color w:val="000000"/>
+          <w:sz w:val="28"/>
+          <w:szCs w:val="28"/>
+        </w:rPr>
+      </w:pPr>
+      <w:r>
+        <w:rPr>
+          <w:color w:val="000000"/>
+          <w:sz w:val="28"/>
+          <w:szCs w:val="28"/>
+        </w:rPr>
+        <w:t xml:space="preserve">Python является современным языком программирования, широко применяемым для разработки веб-приложений. В рамках данного проекта используется фреймворк </w:t>
+      </w:r>
+      <w:proofErr w:type="spellStart"/>
+      <w:r>
+        <w:rPr>
+          <w:color w:val="000000"/>
+          <w:sz w:val="28"/>
+          <w:szCs w:val="28"/>
+        </w:rPr>
+        <w:t>FastAPI</w:t>
+      </w:r>
+      <w:proofErr w:type="spellEnd"/>
+      <w:r>
+        <w:rPr>
+          <w:color w:val="000000"/>
+          <w:sz w:val="28"/>
+          <w:szCs w:val="28"/>
+        </w:rPr>
+        <w:t>, который предназначен для создания быстрых и эффективных серверных приложений.</w:t>
+      </w:r>
+    </w:p>
+    <w:p>
+      <w:pPr>
+        <w:pStyle w:val="a3"/>
+        <w:spacing w:line="360" w:lineRule="auto"/>
+        <w:jc w:val="both"/>
+        <w:rPr>
+          <w:color w:val="000000"/>
+          <w:sz w:val="28"/>
+          <w:szCs w:val="28"/>
+        </w:rPr>
+      </w:pPr>
+      <w:r>
+        <w:rPr>
+          <w:color w:val="000000"/>
+          <w:sz w:val="28"/>
+          <w:szCs w:val="28"/>
+        </w:rPr>
+        <w:t xml:space="preserve">Почему выбран Python и </w:t>
+      </w:r>
+      <w:proofErr w:type="spellStart"/>
+      <w:r>
+        <w:rPr>
+          <w:color w:val="000000"/>
+          <w:sz w:val="28"/>
+          <w:szCs w:val="28"/>
+        </w:rPr>
+        <w:t>FastAPI</w:t>
+      </w:r>
+      <w:proofErr w:type="spellEnd"/>
+      <w:r>
+        <w:rPr>
+          <w:color w:val="000000"/>
+          <w:sz w:val="28"/>
+          <w:szCs w:val="28"/>
+        </w:rPr>
+        <w:t>?</w:t>
+      </w:r>
+      <w:r>
+        <w:rPr>
+          <w:color w:val="000000"/>
+          <w:sz w:val="28"/>
+          <w:szCs w:val="28"/>
+        </w:rPr>
+        <w:t xml:space="preserve"> </w:t>
+      </w:r>
+      <w:r>
+        <w:rPr>
+          <w:color w:val="000000"/>
+          <w:sz w:val="28"/>
+          <w:szCs w:val="28"/>
+        </w:rPr>
+        <w:t xml:space="preserve">Он </w:t>
+      </w:r>
+      <w:r>
+        <w:rPr>
+          <w:color w:val="000000"/>
+          <w:sz w:val="28"/>
+          <w:szCs w:val="28"/>
+        </w:rPr>
+        <w:t>обеспечивает простоту и высокую скорость разработки</w:t>
+      </w:r>
+      <w:r>
+        <w:rPr>
+          <w:color w:val="000000"/>
+          <w:sz w:val="28"/>
+          <w:szCs w:val="28"/>
+        </w:rPr>
+        <w:t xml:space="preserve">, </w:t>
+      </w:r>
+      <w:proofErr w:type="spellStart"/>
+      <w:r>
+        <w:rPr>
+          <w:color w:val="000000"/>
+          <w:sz w:val="28"/>
+          <w:szCs w:val="28"/>
+        </w:rPr>
+        <w:t>FastAPI</w:t>
+      </w:r>
+      <w:proofErr w:type="spellEnd"/>
+      <w:r>
+        <w:rPr>
+          <w:color w:val="000000"/>
+          <w:sz w:val="28"/>
+          <w:szCs w:val="28"/>
+        </w:rPr>
+        <w:t xml:space="preserve"> обладает высокой производительностью при обработке запросов</w:t>
+      </w:r>
+      <w:r>
+        <w:rPr>
+          <w:color w:val="000000"/>
+          <w:sz w:val="28"/>
+          <w:szCs w:val="28"/>
+        </w:rPr>
+        <w:t xml:space="preserve">, </w:t>
+      </w:r>
+      <w:r>
+        <w:rPr>
+          <w:color w:val="000000"/>
+          <w:sz w:val="28"/>
+          <w:szCs w:val="28"/>
+        </w:rPr>
+        <w:t>позволяет удобно реализовывать REST API для взаимодействия с клиентской частью</w:t>
+      </w:r>
+      <w:r>
+        <w:rPr>
+          <w:color w:val="000000"/>
+          <w:sz w:val="28"/>
+          <w:szCs w:val="28"/>
+        </w:rPr>
+        <w:t xml:space="preserve">, </w:t>
+      </w:r>
+      <w:r>
+        <w:rPr>
+          <w:color w:val="000000"/>
+          <w:sz w:val="28"/>
+          <w:szCs w:val="28"/>
+        </w:rPr>
+        <w:t>имеет развитую экосистему библиотек и инструментов.</w:t>
+      </w:r>
+    </w:p>
+    <w:p>
+      <w:pPr>
+        <w:pStyle w:val="a3"/>
+        <w:spacing w:line="360" w:lineRule="auto"/>
+        <w:jc w:val="both"/>
+        <w:rPr>
+          <w:color w:val="000000"/>
+          <w:sz w:val="28"/>
+          <w:szCs w:val="28"/>
+        </w:rPr>
+      </w:pPr>
+      <w:r>
+        <w:rPr>
+          <w:color w:val="000000"/>
+          <w:sz w:val="28"/>
+          <w:szCs w:val="28"/>
+        </w:rPr>
+        <w:t xml:space="preserve">Серверная часть приложения используется для обработки данных, поступающих от пользователей через форму записи на консультацию. Пользователь вводит свои контактные данные и подтверждает согласие на обработку персональных данных, после чего информация передаётся на сервер. </w:t>
+      </w:r>
+      <w:proofErr w:type="spellStart"/>
+      <w:r>
+        <w:rPr>
+          <w:color w:val="000000"/>
+          <w:sz w:val="28"/>
+          <w:szCs w:val="28"/>
+        </w:rPr>
+        <w:t>FastAPI</w:t>
+      </w:r>
+      <w:proofErr w:type="spellEnd"/>
+      <w:r>
+        <w:rPr>
+          <w:color w:val="000000"/>
+          <w:sz w:val="28"/>
+          <w:szCs w:val="28"/>
+        </w:rPr>
+        <w:t xml:space="preserve"> обрабатывает полученные данные, сохраняет их в базе данных </w:t>
+      </w:r>
+      <w:proofErr w:type="spellStart"/>
+      <w:r>
+        <w:rPr>
+          <w:color w:val="000000"/>
+          <w:sz w:val="28"/>
+          <w:szCs w:val="28"/>
+        </w:rPr>
+        <w:t>PostgreSQL</w:t>
+      </w:r>
+      <w:proofErr w:type="spellEnd"/>
+      <w:r>
+        <w:rPr>
+          <w:color w:val="000000"/>
+          <w:sz w:val="28"/>
+          <w:szCs w:val="28"/>
+        </w:rPr>
+        <w:t xml:space="preserve"> и отправляет уведомление на электронную почту администрации.</w:t>
+      </w:r>
+    </w:p>
+    <w:p>
+      <w:pPr>
+        <w:pStyle w:val="a3"/>
+        <w:numPr>
+          <w:ilvl w:val="1"/>
+          <w:numId w:val="3"/>
+        </w:numPr>
+        <w:spacing w:line="360" w:lineRule="auto"/>
+        <w:jc w:val="both"/>
+        <w:rPr>
+          <w:b/>
+          <w:bCs/>
+          <w:color w:val="000000"/>
+          <w:sz w:val="28"/>
+          <w:szCs w:val="28"/>
+        </w:rPr>
+      </w:pPr>
+      <w:r>
+        <w:rPr>
+          <w:b/>
+          <w:bCs/>
+          <w:color w:val="000000"/>
+          <w:sz w:val="28"/>
+          <w:szCs w:val="28"/>
+        </w:rPr>
+        <w:t>Размещение и хостинг веб-сайта</w:t>
+      </w:r>
+    </w:p>
+    <w:p>
+      <w:pPr>
+        <w:pStyle w:val="a3"/>
+        <w:spacing w:line="360" w:lineRule="auto"/>
+        <w:rPr>
+          <w:color w:val="000000"/>
+          <w:sz w:val="28"/>
+          <w:szCs w:val="28"/>
+        </w:rPr>
+      </w:pPr>
+      <w:r>
+        <w:rPr>
+          <w:color w:val="000000"/>
+          <w:sz w:val="28"/>
+          <w:szCs w:val="28"/>
+        </w:rPr>
+        <w:t xml:space="preserve">Размещение веб-приложения осуществляется на сервере под управлением операционной системы Ubuntu 22.04. Данная операционная система широко </w:t>
+      </w:r>
+      <w:r>
+        <w:rPr>
+          <w:color w:val="000000"/>
+          <w:sz w:val="28"/>
+          <w:szCs w:val="28"/>
+        </w:rPr>
+        <w:lastRenderedPageBreak/>
+        <w:t>используется для развертывания веб-приложений благодаря своей стабильности, безопасности и высокой производительности.</w:t>
+      </w:r>
+    </w:p>
+    <w:p>
+      <w:pPr>
+        <w:pStyle w:val="a3"/>
+        <w:spacing w:line="360" w:lineRule="auto"/>
+        <w:rPr>
+          <w:color w:val="000000"/>
+          <w:sz w:val="28"/>
+          <w:szCs w:val="28"/>
+        </w:rPr>
+      </w:pPr>
+      <w:r>
+        <w:rPr>
+          <w:color w:val="000000"/>
+          <w:sz w:val="28"/>
+          <w:szCs w:val="28"/>
+        </w:rPr>
+        <w:t>Почему выбран Ubuntu?</w:t>
+      </w:r>
+      <w:r>
+        <w:rPr>
+          <w:color w:val="000000"/>
+          <w:sz w:val="28"/>
+          <w:szCs w:val="28"/>
+        </w:rPr>
+        <w:t xml:space="preserve"> </w:t>
+      </w:r>
+      <w:r>
+        <w:rPr>
+          <w:color w:val="000000"/>
+          <w:sz w:val="28"/>
+          <w:szCs w:val="28"/>
+        </w:rPr>
+        <w:t xml:space="preserve">Она </w:t>
+      </w:r>
+      <w:r>
+        <w:rPr>
+          <w:color w:val="000000"/>
+          <w:sz w:val="28"/>
+          <w:szCs w:val="28"/>
+        </w:rPr>
+        <w:t>обеспечивает надежную и стабильную работу серверных приложений</w:t>
+      </w:r>
+      <w:r>
+        <w:rPr>
+          <w:color w:val="000000"/>
+          <w:sz w:val="28"/>
+          <w:szCs w:val="28"/>
+        </w:rPr>
+        <w:t xml:space="preserve">, </w:t>
+      </w:r>
+      <w:r>
+        <w:rPr>
+          <w:color w:val="000000"/>
+          <w:sz w:val="28"/>
+          <w:szCs w:val="28"/>
+        </w:rPr>
+        <w:t>обладает высокой степенью безопасности</w:t>
+      </w:r>
+      <w:r>
+        <w:rPr>
+          <w:color w:val="000000"/>
+          <w:sz w:val="28"/>
+          <w:szCs w:val="28"/>
+        </w:rPr>
+        <w:t xml:space="preserve">, </w:t>
+      </w:r>
+      <w:r>
+        <w:rPr>
+          <w:color w:val="000000"/>
+          <w:sz w:val="28"/>
+          <w:szCs w:val="28"/>
+        </w:rPr>
+        <w:t>поддерживает все необходимые инструменты для разработки и развертывания веб-сервисов.</w:t>
+      </w:r>
+    </w:p>
+    <w:p>
+      <w:pPr>
+        <w:pStyle w:val="a3"/>
+        <w:spacing w:line="360" w:lineRule="auto"/>
+        <w:rPr>
+          <w:color w:val="000000"/>
+          <w:sz w:val="28"/>
+          <w:szCs w:val="28"/>
+        </w:rPr>
+      </w:pPr>
+      <w:r>
+        <w:rPr>
+          <w:color w:val="000000"/>
+          <w:sz w:val="28"/>
+          <w:szCs w:val="28"/>
+        </w:rPr>
+        <w:t>Размещение клиентской части, серверной части и базы данных на одном сервере позволяет упростить архитектуру системы и снизить задержки при обмене данными между компонентами приложения.</w:t>
+      </w:r>
+    </w:p>
+    <w:p>
+      <w:pPr>
+        <w:pStyle w:val="a3"/>
+        <w:spacing w:line="360" w:lineRule="auto"/>
+        <w:jc w:val="both"/>
+        <w:rPr>
+          <w:b/>
+          <w:bCs/>
           <w:color w:val="000000"/>
           <w:sz w:val="28"/>
           <w:szCs w:val="28"/>
@@ -3265,7 +4523,7 @@
 </file>
 
 <file path=word/numbering.xml><?xml version="1.0" encoding="utf-8"?>
-<w:numbering xmlns:wpc="http://schemas.microsoft.com/office/word/2010/wordprocessingCanvas" xmlns:cx="http://schemas.microsoft.com/office/drawing/2014/chartex" xmlns:cx1="http://schemas.microsoft.com/office/drawing/2015/9/8/chartex" xmlns:cx2="http://schemas.microsoft.com/office/drawing/2015/10/21/chartex" xmlns:cx3="http://schemas.microsoft.com/office/drawing/2016/5/9/chartex" xmlns:cx4="http://schemas.microsoft.com/office/drawing/2016/5/10/chartex" xmlns:cx5="http://schemas.microsoft.com/office/drawing/2016/5/11/chartex" xmlns:cx6="http://schemas.microsoft.com/office/drawing/2016/5/12/chartex" xmlns:cx7="http://schemas.microsoft.com/office/drawing/2016/5/13/chartex" xmlns:cx8="http://schemas.microsoft.com/office/drawing/2016/5/14/chartex" xmlns:mc="http://schemas.openxmlformats.org/markup-compatibility/2006" xmlns:aink="http://schemas.microsoft.com/office/drawing/2016/ink" xmlns:am3d="http://schemas.microsoft.com/office/drawing/2017/model3d" xmlns:o="urn:schemas-microsoft-com:office:office" xmlns:r="http://schemas.openxmlformats.org/officeDocument/2006/relationships" xmlns:m="http://schemas.openxmlformats.org/officeDocument/2006/math" xmlns:v="urn:schemas-microsoft-com:vml" xmlns:wp14="http://schemas.microsoft.com/office/word/2010/wordprocessingDrawing" xmlns:wp="http://schemas.openxmlformats.org/drawingml/2006/wordprocessingDrawing" xmlns:w10="urn:schemas-microsoft-com:office:word" xmlns:w="http://schemas.openxmlformats.org/wordprocessingml/2006/main" xmlns:w14="http://schemas.microsoft.com/office/word/2010/wordml" xmlns:w15="http://schemas.microsoft.com/office/word/2012/wordml" xmlns:w16cid="http://schemas.microsoft.com/office/word/2016/wordml/cid" xmlns:w16se="http://schemas.microsoft.com/office/word/2015/wordml/symex" xmlns:wpg="http://schemas.microsoft.com/office/word/2010/wordprocessingGroup" xmlns:wpi="http://schemas.microsoft.com/office/word/2010/wordprocessingInk" xmlns:wne="http://schemas.microsoft.com/office/word/2006/wordml" xmlns:wps="http://schemas.microsoft.com/office/word/2010/wordprocessingShape" mc:Ignorable="w14 w15 w16se w16cid wp14">
+<w:numbering xmlns:wpc="http://schemas.microsoft.com/office/word/2010/wordprocessingCanvas" xmlns:cx="http://schemas.microsoft.com/office/drawing/2014/chartex" xmlns:cx1="http://schemas.microsoft.com/office/drawing/2015/9/8/chartex" xmlns:cx2="http://schemas.microsoft.com/office/drawing/2015/10/21/chartex" xmlns:cx3="http://schemas.microsoft.com/office/drawing/2016/5/9/chartex" xmlns:cx4="http://schemas.microsoft.com/office/drawing/2016/5/10/chartex" xmlns:cx5="http://schemas.microsoft.com/office/drawing/2016/5/11/chartex" xmlns:cx6="http://schemas.microsoft.com/office/drawing/2016/5/12/chartex" xmlns:cx7="http://schemas.microsoft.com/office/drawing/2016/5/13/chartex" xmlns:cx8="http://schemas.microsoft.com/office/drawing/2016/5/14/chartex" xmlns:mc="http://schemas.openxmlformats.org/markup-compatibility/2006" xmlns:aink="http://schemas.microsoft.com/office/drawing/2016/ink" xmlns:am3d="http://schemas.microsoft.com/office/drawing/2017/model3d" xmlns:o="urn:schemas-microsoft-com:office:office" xmlns:oel="http://schemas.microsoft.com/office/2019/extlst" xmlns:r="http://schemas.openxmlformats.org/officeDocument/2006/relationships" xmlns:m="http://schemas.openxmlformats.org/officeDocument/2006/math" xmlns:v="urn:schemas-microsoft-com:vml" xmlns:wp14="http://schemas.microsoft.com/office/word/2010/wordprocessingDrawing" xmlns:wp="http://schemas.openxmlformats.org/drawingml/2006/wordprocessingDrawing" xmlns:w10="urn:schemas-microsoft-com:office:word" xmlns:w="http://schemas.openxmlformats.org/wordprocessingml/2006/main" xmlns:w14="http://schemas.microsoft.com/office/word/2010/wordml" xmlns:w15="http://schemas.microsoft.com/office/word/2012/wordml" xmlns:w16cex="http://schemas.microsoft.com/office/word/2018/wordml/cex" xmlns:w16cid="http://schemas.microsoft.com/office/word/2016/wordml/cid" xmlns:w16="http://schemas.microsoft.com/office/word/2018/wordml" xmlns:w16sdtdh="http://schemas.microsoft.com/office/word/2020/wordml/sdtdatahash" xmlns:w16se="http://schemas.microsoft.com/office/word/2015/wordml/symex" xmlns:wpg="http://schemas.microsoft.com/office/word/2010/wordprocessingGroup" xmlns:wpi="http://schemas.microsoft.com/office/word/2010/wordprocessingInk" xmlns:wne="http://schemas.microsoft.com/office/word/2006/wordml" xmlns:wps="http://schemas.microsoft.com/office/word/2010/wordprocessingShape" mc:Ignorable="w14 w15 w16se w16cid w16 w16cex w16sdtdh wp14">
   <w:abstractNum w:abstractNumId="0" w15:restartNumberingAfterBreak="0">
     <w:nsid w:val="0EA92335"/>
     <w:multiLevelType w:val="multilevel"/>
@@ -3915,26 +5173,26 @@
       </w:pPr>
     </w:lvl>
   </w:abstractNum>
-  <w:num w:numId="1">
+  <w:num w:numId="1" w16cid:durableId="1546721525">
     <w:abstractNumId w:val="1"/>
   </w:num>
-  <w:num w:numId="2">
+  <w:num w:numId="2" w16cid:durableId="1059593374">
     <w:abstractNumId w:val="4"/>
   </w:num>
-  <w:num w:numId="3">
+  <w:num w:numId="3" w16cid:durableId="2042657699">
     <w:abstractNumId w:val="3"/>
   </w:num>
-  <w:num w:numId="4">
+  <w:num w:numId="4" w16cid:durableId="824976212">
     <w:abstractNumId w:val="0"/>
   </w:num>
-  <w:num w:numId="5">
+  <w:num w:numId="5" w16cid:durableId="1447969365">
     <w:abstractNumId w:val="2"/>
   </w:num>
 </w:numbering>
 </file>
 
 <file path=word/styles.xml><?xml version="1.0" encoding="utf-8"?>
-<w:styles xmlns:mc="http://schemas.openxmlformats.org/markup-compatibility/2006" xmlns:r="http://schemas.openxmlformats.org/officeDocument/2006/relationships" xmlns:w="http://schemas.openxmlformats.org/wordprocessingml/2006/main" xmlns:w14="http://schemas.microsoft.com/office/word/2010/wordml" xmlns:w15="http://schemas.microsoft.com/office/word/2012/wordml" xmlns:w16cid="http://schemas.microsoft.com/office/word/2016/wordml/cid" xmlns:w16se="http://schemas.microsoft.com/office/word/2015/wordml/symex" mc:Ignorable="w14 w15 w16se w16cid">
+<w:styles xmlns:mc="http://schemas.openxmlformats.org/markup-compatibility/2006" xmlns:r="http://schemas.openxmlformats.org/officeDocument/2006/relationships" xmlns:w="http://schemas.openxmlformats.org/wordprocessingml/2006/main" xmlns:w14="http://schemas.microsoft.com/office/word/2010/wordml" xmlns:w15="http://schemas.microsoft.com/office/word/2012/wordml" xmlns:w16cex="http://schemas.microsoft.com/office/word/2018/wordml/cex" xmlns:w16cid="http://schemas.microsoft.com/office/word/2016/wordml/cid" xmlns:w16="http://schemas.microsoft.com/office/word/2018/wordml" xmlns:w16sdtdh="http://schemas.microsoft.com/office/word/2020/wordml/sdtdatahash" xmlns:w16se="http://schemas.microsoft.com/office/word/2015/wordml/symex" mc:Ignorable="w14 w15 w16se w16cid w16 w16cex w16sdtdh">
   <w:docDefaults>
     <w:rPrDefault>
       <w:rPr>
@@ -3950,7 +5208,7 @@
       </w:pPr>
     </w:pPrDefault>
   </w:docDefaults>
-  <w:latentStyles w:defLockedState="0" w:defUIPriority="99" w:defSemiHidden="0" w:defUnhideWhenUsed="0" w:defQFormat="0" w:count="375">
+  <w:latentStyles w:defLockedState="0" w:defUIPriority="99" w:defSemiHidden="0" w:defUnhideWhenUsed="0" w:defQFormat="0" w:count="376">
     <w:lsdException w:name="Normal" w:uiPriority="0" w:qFormat="1"/>
     <w:lsdException w:name="heading 1" w:uiPriority="9" w:qFormat="1"/>
     <w:lsdException w:name="heading 2" w:semiHidden="1" w:uiPriority="9" w:unhideWhenUsed="1" w:qFormat="1"/>
@@ -4326,6 +5584,7 @@
     <w:lsdException w:name="Smart Hyperlink" w:semiHidden="1" w:unhideWhenUsed="1"/>
     <w:lsdException w:name="Hashtag" w:semiHidden="1" w:unhideWhenUsed="1"/>
     <w:lsdException w:name="Unresolved Mention" w:semiHidden="1" w:unhideWhenUsed="1"/>
+    <w:lsdException w:name="Smart Link" w:semiHidden="1" w:unhideWhenUsed="1"/>
   </w:latentStyles>
   <w:style w:type="paragraph" w:default="1" w:styleId="a">
     <w:name w:val="Normal"/>
@@ -4354,7 +5613,6 @@
   <w:style w:type="character" w:default="1" w:styleId="a0">
     <w:name w:val="Default Paragraph Font"/>
     <w:uiPriority w:val="1"/>
-    <w:semiHidden/>
     <w:unhideWhenUsed/>
   </w:style>
   <w:style w:type="table" w:default="1" w:styleId="a1">
@@ -4727,4 +5985,16 @@
     </a:ext>
   </a:extLst>
 </a:theme>
+</file>
+
+<file path=customXml/item1.xml><?xml version="1.0" encoding="utf-8"?>
+<b:Sources xmlns:b="http://schemas.openxmlformats.org/officeDocument/2006/bibliography" xmlns="http://schemas.openxmlformats.org/officeDocument/2006/bibliography" SelectedStyle="/APASixthEditionOfficeOnline.xsl" StyleName="APA" Version="6"/>
+</file>
+
+<file path=customXml/itemProps1.xml><?xml version="1.0" encoding="utf-8"?>
+<ds:datastoreItem xmlns:ds="http://schemas.openxmlformats.org/officeDocument/2006/customXml" ds:itemID="{DF362900-C970-9144-B137-80CFD75339C2}">
+  <ds:schemaRefs>
+    <ds:schemaRef ds:uri="http://schemas.openxmlformats.org/officeDocument/2006/bibliography"/>
+  </ds:schemaRefs>
+</ds:datastoreItem>
 </file>